--- a/apps/api/src/data/preparation-docs/semana5-palabra-y-oracion.docx
+++ b/apps/api/src/data/preparation-docs/semana5-palabra-y-oracion.docx
@@ -17444,7 +17444,7 @@
         <w:sz w:val="32"/>
         <w:lang w:val="es-MX"/>
       </w:rPr>
-      <w:t xml:space="preserve">Retiro Emaús </w:t>
+      <w:t xml:space="preserve">Retiro Emaús</w:t>
     </w:r>
     <w:r>
       <w:rPr>
@@ -17452,7 +17452,7 @@
         <w:sz w:val="32"/>
         <w:lang w:val="es-MX"/>
       </w:rPr>
-      <w:t>–</w:t>
+      <w:t/>
     </w:r>
     <w:r>
       <w:rPr>
@@ -17460,7 +17460,7 @@
         <w:sz w:val="32"/>
         <w:lang w:val="es-MX"/>
       </w:rPr>
-      <w:t xml:space="preserve"> </w:t>
+      <w:t xml:space="preserve"/>
     </w:r>
     <w:r>
       <w:rPr>
@@ -17468,7 +17468,7 @@
         <w:sz w:val="32"/>
         <w:lang w:val="es-MX"/>
       </w:rPr>
-      <w:t>Polanco III</w:t>
+      <w:t/>
     </w:r>
   </w:p>
 </w:ftr>
@@ -17663,7 +17663,7 @@
                               <w:szCs w:val="16"/>
                               <w:lang w:val="es-MX"/>
                             </w:rPr>
-                            <w:t>25 de abril 2025</w:t>
+                            <w:t/>
                           </w:r>
                           <w:r>
                             <w:rPr>
@@ -17674,7 +17674,7 @@
                               <w:szCs w:val="16"/>
                               <w:lang w:val="es-MX"/>
                             </w:rPr>
-                            <w:t>.</w:t>
+                            <w:t/>
                           </w:r>
                         </w:p>
                       </w:txbxContent>
@@ -17791,7 +17791,7 @@
                         <w:szCs w:val="16"/>
                         <w:lang w:val="es-MX"/>
                       </w:rPr>
-                      <w:t>25 de abril 2025</w:t>
+                      <w:t/>
                     </w:r>
                     <w:r>
                       <w:rPr>
@@ -17802,7 +17802,7 @@
                         <w:szCs w:val="16"/>
                         <w:lang w:val="es-MX"/>
                       </w:rPr>
-                      <w:t>.</w:t>
+                      <w:t/>
                     </w:r>
                   </w:p>
                 </w:txbxContent>
@@ -17955,7 +17955,7 @@
                               <w:sz w:val="20"/>
                               <w:szCs w:val="20"/>
                             </w:rPr>
-                            <w:t xml:space="preserve"> </w:t>
+                            <w:t xml:space="preserve"/>
                           </w:r>
                           <w:r>
                             <w:rPr>
@@ -17963,7 +17963,7 @@
                               <w:sz w:val="20"/>
                               <w:szCs w:val="20"/>
                             </w:rPr>
-                            <w:t>Polanco III</w:t>
+                            <w:t/>
                           </w:r>
                         </w:p>
                       </w:txbxContent>
@@ -18069,7 +18069,7 @@
                         <w:sz w:val="20"/>
                         <w:szCs w:val="20"/>
                       </w:rPr>
-                      <w:t xml:space="preserve"> </w:t>
+                      <w:t xml:space="preserve"/>
                     </w:r>
                     <w:r>
                       <w:rPr>
@@ -18077,7 +18077,7 @@
                         <w:sz w:val="20"/>
                         <w:szCs w:val="20"/>
                       </w:rPr>
-                      <w:t>Polanco III</w:t>
+                      <w:t/>
                     </w:r>
                   </w:p>
                 </w:txbxContent>
